--- a/testakten/schwerbehindertenrecht-autismus-adhs-arbeitsleben-wuppertal/03_autismusambulanz_bericht.docx
+++ b/testakten/schwerbehindertenrecht-autismus-adhs-arbeitsleben-wuppertal/03_autismusambulanz_bericht.docx
@@ -70,7 +70,27 @@
         <w:t>Reizarmer Arbeitsplatz, schriftliche Aufgabensteuerung, keine spontane Telefonvertretung, feste Rückzugszeiten, Jobcoaching. Die Ambulanz hält arbeitsbezogene Teilhabemaßnahmen für dringlich.</w:t>
       </w:r>
     </w:p>
+    <w:p>
+      <w:pPr>
+        <w:pStyle w:val="Heading2"/>
+      </w:pPr>
+      <w:r>
+        <w:t>Diagnostischer Ablauf und Beobachtung</w:t>
+      </w:r>
+    </w:p>
+    <w:p>
+      <w:r>
+        <w:t>Die Ambulanz führte zwischen November 2025 und April 2026 vier Termine durch. Einbezogen wurden Entwicklungsanamnese mit der Mutter, schulische Zeugnisse, ADOS-2 Modul 4, Fragebögen zur sozialen Kommunikation und eine differenzialdiagnostische psychiatrische Untersuchung. Hinweise auf eine akute Psychose oder manische Episode ergaben sich nicht.</w:t>
+      </w:r>
+    </w:p>
+    <w:p>
+      <w:r>
+        <w:t>Im Gespräch zeigte Julian eine präzise sachbezogene Sprache, benötigte bei offenen Fragen aber wiederholt Konkretisierung. Blickkontakt und wechselseitige Gesprächssteuerung waren unter Belastung eingeschränkt. Der Bericht beschreibt keine allgemeine Hilflosigkeit, sondern erhebliche Schwierigkeiten bei Reizfilterung, spontanen Wechseln und sozial uneindeutigen Anforderungen. Empfohlen werden vorhersehbare Abläufe, schriftliche Aufgaben und ein reizärmerer Arbeitsplatz.</w:t>
+      </w:r>
+    </w:p>
     <w:sectPr>
+      <w:headerReference w:type="default" r:id="rId9"/>
+      <w:footerReference w:type="default" r:id="rId10"/>
       <w:pgSz w:w="11906" w:h="16838"/>
       <w:pgMar w:top="1417" w:right="1417" w:bottom="1417" w:left="1417" w:header="720" w:footer="720" w:gutter="0"/>
       <w:cols w:space="720"/>
@@ -78,6 +98,44 @@
     </w:sectPr>
   </w:body>
 </w:document>
+</file>
+
+<file path=word/footer1.xml><?xml version="1.0" encoding="utf-8"?>
+<w:ftr xmlns:m="http://schemas.openxmlformats.org/officeDocument/2006/math" xmlns:mc="http://schemas.openxmlformats.org/markup-compatibility/2006" xmlns:mo="http://schemas.microsoft.com/office/mac/office/2008/main" xmlns:mv="urn:schemas-microsoft-com:mac:vml" xmlns:o="urn:schemas-microsoft-com:office:office" xmlns:r="http://schemas.openxmlformats.org/officeDocument/2006/relationships" xmlns:v="urn:schemas-microsoft-com:vml" xmlns:w10="urn:schemas-microsoft-com:office:word" xmlns:w14="http://schemas.microsoft.com/office/word/2010/wordml" xmlns:w="http://schemas.openxmlformats.org/wordprocessingml/2006/main" xmlns:wne="http://schemas.microsoft.com/office/word/2006/wordml" xmlns:wp14="http://schemas.microsoft.com/office/word/2010/wordprocessingDrawing" xmlns:wp="http://schemas.openxmlformats.org/drawingml/2006/wordprocessingDrawing" xmlns:wpc="http://schemas.microsoft.com/office/word/2010/wordprocessingCanvas" xmlns:wpg="http://schemas.microsoft.com/office/word/2010/wordprocessingGroup" xmlns:wpi="http://schemas.microsoft.com/office/word/2010/wordprocessingInk" xmlns:wps="http://schemas.microsoft.com/office/word/2010/wordprocessingShape" mc:Ignorable="w14 wp14">
+  <w:p>
+    <w:pPr>
+      <w:pStyle w:val="Footer"/>
+      <w:jc w:val="center"/>
+    </w:pPr>
+    <w:r>
+      <w:rPr>
+        <w:rFonts w:ascii="Arial" w:hAnsi="Arial"/>
+        <w:color w:val="6E6E6E"/>
+        <w:sz w:val="16"/>
+      </w:rPr>
+      <w:t>Aktenstück 03_autismusambulanz_bericht.docx · Arbeitsstand</w:t>
+    </w:r>
+  </w:p>
+</w:ftr>
+</file>
+
+<file path=word/header1.xml><?xml version="1.0" encoding="utf-8"?>
+<w:hdr xmlns:m="http://schemas.openxmlformats.org/officeDocument/2006/math" xmlns:mc="http://schemas.openxmlformats.org/markup-compatibility/2006" xmlns:mo="http://schemas.microsoft.com/office/mac/office/2008/main" xmlns:mv="urn:schemas-microsoft-com:mac:vml" xmlns:o="urn:schemas-microsoft-com:office:office" xmlns:r="http://schemas.openxmlformats.org/officeDocument/2006/relationships" xmlns:v="urn:schemas-microsoft-com:vml" xmlns:w10="urn:schemas-microsoft-com:office:word" xmlns:w14="http://schemas.microsoft.com/office/word/2010/wordml" xmlns:w="http://schemas.openxmlformats.org/wordprocessingml/2006/main" xmlns:wne="http://schemas.microsoft.com/office/word/2006/wordml" xmlns:wp14="http://schemas.microsoft.com/office/word/2010/wordprocessingDrawing" xmlns:wp="http://schemas.openxmlformats.org/drawingml/2006/wordprocessingDrawing" xmlns:wpc="http://schemas.microsoft.com/office/word/2010/wordprocessingCanvas" xmlns:wpg="http://schemas.microsoft.com/office/word/2010/wordprocessingGroup" xmlns:wpi="http://schemas.microsoft.com/office/word/2010/wordprocessingInk" xmlns:wps="http://schemas.microsoft.com/office/word/2010/wordprocessingShape" mc:Ignorable="w14 wp14">
+  <w:p>
+    <w:pPr>
+      <w:pStyle w:val="Header"/>
+      <w:jc w:val="right"/>
+    </w:pPr>
+    <w:r>
+      <w:rPr>
+        <w:rFonts w:ascii="Arial" w:hAnsi="Arial"/>
+        <w:color w:val="535E67"/>
+        <w:sz w:val="16"/>
+      </w:rPr>
+      <w:t>Autismusambulanz Rheinland · Bericht 14. Mai 2026</w:t>
+    </w:r>
+  </w:p>
+</w:hdr>
 </file>
 
 <file path=word/numbering.xml><?xml version="1.0" encoding="utf-8"?>
@@ -443,9 +501,12 @@
     <w:name w:val="Normal"/>
     <w:qFormat/>
     <w:rsid w:val="00FC693F"/>
+    <w:pPr>
+      <w:spacing w:after="120"/>
+    </w:pPr>
     <w:rPr>
-      <w:rFonts w:ascii="Times New Roman" w:hAnsi="Times New Roman"/>
-      <w:sz w:val="22"/>
+      <w:rFonts w:ascii="Arial" w:hAnsi="Arial"/>
+      <w:sz w:val="21"/>
     </w:rPr>
   </w:style>
   <w:style w:type="paragraph" w:styleId="Header">
@@ -507,9 +568,10 @@
       <w:outlineLvl w:val="0"/>
     </w:pPr>
     <w:rPr>
-      <w:rFonts w:asciiTheme="majorHAnsi" w:eastAsiaTheme="majorEastAsia" w:hAnsiTheme="majorHAnsi" w:cstheme="majorBidi" w:ascii="Times New Roman" w:hAnsi="Times New Roman"/>
+      <w:rFonts w:asciiTheme="majorHAnsi" w:eastAsiaTheme="majorEastAsia" w:hAnsiTheme="majorHAnsi" w:cstheme="majorBidi" w:ascii="Arial" w:hAnsi="Arial"/>
       <w:b/>
       <w:bCs/>
+      <w:color w:val="24364B"/>
       <w:sz w:val="28"/>
       <w:szCs w:val="28"/>
     </w:rPr>
@@ -530,9 +592,10 @@
       <w:outlineLvl w:val="1"/>
     </w:pPr>
     <w:rPr>
-      <w:rFonts w:asciiTheme="majorHAnsi" w:eastAsiaTheme="majorEastAsia" w:hAnsiTheme="majorHAnsi" w:cstheme="majorBidi" w:ascii="Times New Roman" w:hAnsi="Times New Roman"/>
+      <w:rFonts w:asciiTheme="majorHAnsi" w:eastAsiaTheme="majorEastAsia" w:hAnsiTheme="majorHAnsi" w:cstheme="majorBidi" w:ascii="Arial" w:hAnsi="Arial"/>
       <w:b/>
       <w:bCs/>
+      <w:color w:val="24364B"/>
       <w:sz w:val="24"/>
       <w:szCs w:val="26"/>
     </w:rPr>
@@ -794,8 +857,8 @@
       <w:contextualSpacing/>
     </w:pPr>
     <w:rPr>
-      <w:rFonts w:asciiTheme="majorHAnsi" w:eastAsiaTheme="majorEastAsia" w:hAnsiTheme="majorHAnsi" w:cstheme="majorBidi"/>
-      <w:color w:val="17365D" w:themeColor="text2" w:themeShade="BF"/>
+      <w:rFonts w:asciiTheme="majorHAnsi" w:eastAsiaTheme="majorEastAsia" w:hAnsiTheme="majorHAnsi" w:cstheme="majorBidi" w:ascii="Arial" w:hAnsi="Arial"/>
+      <w:color w:val="24364B"/>
       <w:spacing w:val="5"/>
       <w:kern w:val="28"/>
       <w:sz w:val="52"/>
